--- a/작업일지/18주차.docx
+++ b/작업일지/18주차.docx
@@ -213,6 +213,7 @@
                 <w:bCs/>
               </w:rPr>
             </w:pPr>
+            <w:proofErr w:type="spellStart"/>
             <w:r>
               <w:rPr>
                 <w:rFonts w:hint="eastAsia"/>
@@ -221,6 +222,7 @@
               </w:rPr>
               <w:t>팀명</w:t>
             </w:r>
+            <w:proofErr w:type="spellEnd"/>
           </w:p>
         </w:tc>
         <w:tc>
@@ -327,7 +329,21 @@
               <w:rPr>
                 <w:rFonts w:hint="eastAsia"/>
               </w:rPr>
-              <w:t>2022182035 임채은(클라/서버)</w:t>
+              <w:t xml:space="preserve">2022182035 </w:t>
+            </w:r>
+            <w:proofErr w:type="spellStart"/>
+            <w:r>
+              <w:rPr>
+                <w:rFonts w:hint="eastAsia"/>
+              </w:rPr>
+              <w:t>임채은</w:t>
+            </w:r>
+            <w:proofErr w:type="spellEnd"/>
+            <w:r>
+              <w:rPr>
+                <w:rFonts w:hint="eastAsia"/>
+              </w:rPr>
+              <w:t>(클라/서버)</w:t>
             </w:r>
           </w:p>
         </w:tc>
@@ -448,7 +464,19 @@
           <w:tcPr>
             <w:tcW w:w="9214" w:type="dxa"/>
           </w:tcPr>
-          <w:p/>
+          <w:p>
+            <w:pPr>
+              <w:rPr>
+                <w:rFonts w:hint="eastAsia"/>
+              </w:rPr>
+            </w:pPr>
+            <w:r>
+              <w:rPr>
+                <w:rFonts w:hint="eastAsia"/>
+              </w:rPr>
+              <w:t>- 종합설계기획1 제안서 작성</w:t>
+            </w:r>
+          </w:p>
         </w:tc>
       </w:tr>
       <w:tr>
@@ -478,11 +506,6 @@
             <w:tcW w:w="9214" w:type="dxa"/>
           </w:tcPr>
           <w:p>
-            <w:pPr>
-              <w:rPr>
-                <w:rFonts w:hint="eastAsia"/>
-              </w:rPr>
-            </w:pPr>
             <w:r>
               <w:rPr>
                 <w:rFonts w:hint="eastAsia"/>
@@ -504,6 +527,7 @@
                 <w:bCs/>
               </w:rPr>
             </w:pPr>
+            <w:proofErr w:type="spellStart"/>
             <w:r>
               <w:rPr>
                 <w:rFonts w:hint="eastAsia"/>
@@ -512,6 +536,7 @@
               </w:rPr>
               <w:t>임채은</w:t>
             </w:r>
+            <w:proofErr w:type="spellEnd"/>
           </w:p>
         </w:tc>
         <w:tc>
@@ -576,10 +601,90 @@
             <w:tcW w:w="9214" w:type="dxa"/>
           </w:tcPr>
           <w:p>
+            <w:r>
+              <w:rPr>
+                <w:rFonts w:hint="eastAsia"/>
+              </w:rPr>
+              <w:t>- 중점연구과제를 일부 수정하였다.</w:t>
+            </w:r>
+            <w:r>
+              <w:br/>
+            </w:r>
+            <w:r>
+              <w:rPr>
+                <w:rFonts w:hint="eastAsia"/>
+                <w:b/>
+                <w:bCs/>
+              </w:rPr>
+              <w:t xml:space="preserve">: </w:t>
+            </w:r>
+            <w:r>
+              <w:rPr>
+                <w:b/>
+                <w:bCs/>
+              </w:rPr>
+              <w:t>절차적 생성을 위한 맵 모듈(방) 설계 및 생성 규칙 기획</w:t>
+            </w:r>
+            <w:r>
+              <w:rPr>
+                <w:b/>
+                <w:bCs/>
+              </w:rPr>
+              <w:br/>
+            </w:r>
+            <w:r>
+              <w:rPr>
+                <w:rFonts w:hint="eastAsia"/>
+                <w:b/>
+                <w:bCs/>
+              </w:rPr>
+              <w:t xml:space="preserve">: </w:t>
+            </w:r>
+            <w:r>
+              <w:rPr>
+                <w:b/>
+                <w:bCs/>
+              </w:rPr>
+              <w:t>OpenCV 데이터 기반의 게임 난이도 조절 시스템 기획</w:t>
+            </w:r>
+          </w:p>
+          <w:p>
             <w:pPr>
-              <w:pStyle w:val="a6"/>
-              <w:ind w:left="880"/>
+              <w:rPr>
+                <w:rFonts w:hint="eastAsia"/>
+              </w:rPr>
             </w:pPr>
+          </w:p>
+          <w:p>
+            <w:pPr>
+              <w:rPr>
+                <w:rFonts w:hint="eastAsia"/>
+              </w:rPr>
+            </w:pPr>
+            <w:r>
+              <w:rPr>
+                <w:rFonts w:hint="eastAsia"/>
+              </w:rPr>
+              <w:t xml:space="preserve">- 클라이언트의 중점연구과제인 </w:t>
+            </w:r>
+            <w:r>
+              <w:t>‘</w:t>
+            </w:r>
+            <w:r>
+              <w:rPr>
+                <w:rFonts w:hint="eastAsia"/>
+              </w:rPr>
+              <w:t>OpenCV</w:t>
+            </w:r>
+            <w:r>
+              <w:t>’</w:t>
+            </w:r>
+            <w:r>
+              <w:rPr>
+                <w:rFonts w:hint="eastAsia"/>
+              </w:rPr>
+              <w:t>에 대해 조사하고, 어떻게 기획에 적용할지 고민하였다. 찾아낸 방식을 공유한 뒤 관련 내용을 문서에 작성하겠다고 대화하였다.</w:t>
+            </w:r>
           </w:p>
         </w:tc>
       </w:tr>
@@ -624,6 +729,7 @@
                 <w:bCs/>
               </w:rPr>
             </w:pPr>
+            <w:proofErr w:type="spellStart"/>
             <w:r>
               <w:rPr>
                 <w:rFonts w:hint="eastAsia"/>
@@ -632,6 +738,7 @@
               </w:rPr>
               <w:t>임채은</w:t>
             </w:r>
+            <w:proofErr w:type="spellEnd"/>
           </w:p>
         </w:tc>
         <w:tc>
@@ -1438,7 +1545,6 @@
   <w:style w:type="character" w:default="1" w:styleId="a0">
     <w:name w:val="Default Paragraph Font"/>
     <w:uiPriority w:val="1"/>
-    <w:semiHidden/>
     <w:unhideWhenUsed/>
   </w:style>
   <w:style w:type="table" w:default="1" w:styleId="a1">

--- a/작업일지/18주차.docx
+++ b/작업일지/18주차.docx
@@ -213,7 +213,6 @@
                 <w:bCs/>
               </w:rPr>
             </w:pPr>
-            <w:proofErr w:type="spellStart"/>
             <w:r>
               <w:rPr>
                 <w:rFonts w:hint="eastAsia"/>
@@ -222,7 +221,6 @@
               </w:rPr>
               <w:t>팀명</w:t>
             </w:r>
-            <w:proofErr w:type="spellEnd"/>
           </w:p>
         </w:tc>
         <w:tc>
@@ -329,21 +327,7 @@
               <w:rPr>
                 <w:rFonts w:hint="eastAsia"/>
               </w:rPr>
-              <w:t xml:space="preserve">2022182035 </w:t>
-            </w:r>
-            <w:proofErr w:type="spellStart"/>
-            <w:r>
-              <w:rPr>
-                <w:rFonts w:hint="eastAsia"/>
-              </w:rPr>
-              <w:t>임채은</w:t>
-            </w:r>
-            <w:proofErr w:type="spellEnd"/>
-            <w:r>
-              <w:rPr>
-                <w:rFonts w:hint="eastAsia"/>
-              </w:rPr>
-              <w:t>(클라/서버)</w:t>
+              <w:t>2022182035 임채은(클라/서버)</w:t>
             </w:r>
           </w:p>
         </w:tc>
@@ -465,11 +449,6 @@
             <w:tcW w:w="9214" w:type="dxa"/>
           </w:tcPr>
           <w:p>
-            <w:pPr>
-              <w:rPr>
-                <w:rFonts w:hint="eastAsia"/>
-              </w:rPr>
-            </w:pPr>
             <w:r>
               <w:rPr>
                 <w:rFonts w:hint="eastAsia"/>
@@ -513,6 +492,19 @@
               <w:t>-채은이가 쓴 클라이언트 통신 코드에 맞춰 서버 코드 작성하기</w:t>
             </w:r>
           </w:p>
+          <w:p>
+            <w:pPr>
+              <w:rPr>
+                <w:rFonts w:hint="eastAsia"/>
+              </w:rPr>
+            </w:pPr>
+            <w:r>
+              <w:rPr>
+                <w:rFonts w:hint="eastAsia"/>
+              </w:rPr>
+              <w:t>-종합설계기획 제안서 작성</w:t>
+            </w:r>
+          </w:p>
         </w:tc>
       </w:tr>
       <w:tr>
@@ -527,7 +519,6 @@
                 <w:bCs/>
               </w:rPr>
             </w:pPr>
-            <w:proofErr w:type="spellStart"/>
             <w:r>
               <w:rPr>
                 <w:rFonts w:hint="eastAsia"/>
@@ -536,7 +527,6 @@
               </w:rPr>
               <w:t>임채은</w:t>
             </w:r>
-            <w:proofErr w:type="spellEnd"/>
           </w:p>
         </w:tc>
         <w:tc>
@@ -648,19 +638,8 @@
               <w:t>OpenCV 데이터 기반의 게임 난이도 조절 시스템 기획</w:t>
             </w:r>
           </w:p>
-          <w:p>
-            <w:pPr>
-              <w:rPr>
-                <w:rFonts w:hint="eastAsia"/>
-              </w:rPr>
-            </w:pPr>
-          </w:p>
-          <w:p>
-            <w:pPr>
-              <w:rPr>
-                <w:rFonts w:hint="eastAsia"/>
-              </w:rPr>
-            </w:pPr>
+          <w:p/>
+          <w:p>
             <w:r>
               <w:rPr>
                 <w:rFonts w:hint="eastAsia"/>
@@ -714,7 +693,19 @@
           <w:tcPr>
             <w:tcW w:w="9214" w:type="dxa"/>
           </w:tcPr>
-          <w:p/>
+          <w:p>
+            <w:pPr>
+              <w:rPr>
+                <w:rFonts w:hint="eastAsia"/>
+              </w:rPr>
+            </w:pPr>
+            <w:r>
+              <w:rPr>
+                <w:rFonts w:hint="eastAsia"/>
+              </w:rPr>
+              <w:t>-채은이가 쓴 클라이언트 통신 코드에 맞춰 넷겜플 때 작성한 서버 프레임워크 코드를 일부만 옮겼다. 진짜 일부만 옮겨서 실행은 되지 않는다. 이번주까지 시험 공부를 하다가 프로젝트를 하려고 했는데 제안서를 23일까지 내라고 해서 급하게 만들었다. 그리고 시험도 아직 안끝나서 프로젝트는 한 게 아직 별로 없다. 목요일에 시험 끝나니까 그때부터 열심히 해야겠다.</w:t>
+            </w:r>
+          </w:p>
         </w:tc>
       </w:tr>
       <w:tr>
@@ -729,7 +720,6 @@
                 <w:bCs/>
               </w:rPr>
             </w:pPr>
-            <w:proofErr w:type="spellStart"/>
             <w:r>
               <w:rPr>
                 <w:rFonts w:hint="eastAsia"/>
@@ -738,7 +728,6 @@
               </w:rPr>
               <w:t>임채은</w:t>
             </w:r>
-            <w:proofErr w:type="spellEnd"/>
           </w:p>
         </w:tc>
         <w:tc>
@@ -1545,6 +1534,7 @@
   <w:style w:type="character" w:default="1" w:styleId="a0">
     <w:name w:val="Default Paragraph Font"/>
     <w:uiPriority w:val="1"/>
+    <w:semiHidden/>
     <w:unhideWhenUsed/>
   </w:style>
   <w:style w:type="table" w:default="1" w:styleId="a1">

--- a/작업일지/18주차.docx
+++ b/작업일지/18주차.docx
@@ -213,6 +213,7 @@
                 <w:bCs/>
               </w:rPr>
             </w:pPr>
+            <w:proofErr w:type="spellStart"/>
             <w:r>
               <w:rPr>
                 <w:rFonts w:hint="eastAsia"/>
@@ -221,6 +222,7 @@
               </w:rPr>
               <w:t>팀명</w:t>
             </w:r>
+            <w:proofErr w:type="spellEnd"/>
           </w:p>
         </w:tc>
         <w:tc>
@@ -290,7 +292,21 @@
               <w:rPr>
                 <w:rFonts w:hint="eastAsia"/>
               </w:rPr>
-              <w:t xml:space="preserve"> 윤이하나(기획, </w:t>
+              <w:t xml:space="preserve"> </w:t>
+            </w:r>
+            <w:proofErr w:type="spellStart"/>
+            <w:r>
+              <w:rPr>
+                <w:rFonts w:hint="eastAsia"/>
+              </w:rPr>
+              <w:t>윤이하나</w:t>
+            </w:r>
+            <w:proofErr w:type="spellEnd"/>
+            <w:r>
+              <w:rPr>
+                <w:rFonts w:hint="eastAsia"/>
+              </w:rPr>
+              <w:t xml:space="preserve">(기획, </w:t>
             </w:r>
             <w:r>
               <w:rPr>
@@ -434,6 +450,7 @@
                 <w:bCs/>
               </w:rPr>
             </w:pPr>
+            <w:proofErr w:type="spellStart"/>
             <w:r>
               <w:rPr>
                 <w:rFonts w:hint="eastAsia"/>
@@ -442,6 +459,7 @@
               </w:rPr>
               <w:t>윤이하나</w:t>
             </w:r>
+            <w:proofErr w:type="spellEnd"/>
           </w:p>
         </w:tc>
         <w:tc>
@@ -493,11 +511,6 @@
             </w:r>
           </w:p>
           <w:p>
-            <w:pPr>
-              <w:rPr>
-                <w:rFonts w:hint="eastAsia"/>
-              </w:rPr>
-            </w:pPr>
             <w:r>
               <w:rPr>
                 <w:rFonts w:hint="eastAsia"/>
@@ -533,7 +546,62 @@
           <w:tcPr>
             <w:tcW w:w="9214" w:type="dxa"/>
           </w:tcPr>
-          <w:p/>
+          <w:p>
+            <w:pPr>
+              <w:tabs>
+                <w:tab w:val="left" w:pos="1905"/>
+              </w:tabs>
+            </w:pPr>
+            <w:r>
+              <w:rPr>
+                <w:rFonts w:hint="eastAsia"/>
+              </w:rPr>
+              <w:t>- 제안서 작성</w:t>
+            </w:r>
+          </w:p>
+          <w:p>
+            <w:pPr>
+              <w:tabs>
+                <w:tab w:val="left" w:pos="1905"/>
+              </w:tabs>
+            </w:pPr>
+            <w:r>
+              <w:rPr>
+                <w:rFonts w:hint="eastAsia"/>
+              </w:rPr>
+              <w:t>- 패킷 생성</w:t>
+            </w:r>
+          </w:p>
+          <w:p>
+            <w:pPr>
+              <w:tabs>
+                <w:tab w:val="left" w:pos="1905"/>
+              </w:tabs>
+            </w:pPr>
+            <w:r>
+              <w:rPr>
+                <w:rFonts w:hint="eastAsia"/>
+              </w:rPr>
+              <w:t xml:space="preserve">- </w:t>
+            </w:r>
+            <w:proofErr w:type="spellStart"/>
+            <w:r>
+              <w:rPr>
+                <w:rFonts w:hint="eastAsia"/>
+              </w:rPr>
+              <w:t>Recv</w:t>
+            </w:r>
+            <w:proofErr w:type="spellEnd"/>
+            <w:r>
+              <w:rPr>
+                <w:rFonts w:hint="eastAsia"/>
+              </w:rPr>
+              <w:t>, Send 로직 작성</w:t>
+            </w:r>
+            <w:r>
+              <w:tab/>
+            </w:r>
+          </w:p>
         </w:tc>
       </w:tr>
     </w:tbl>
@@ -576,6 +644,7 @@
                 <w:bCs/>
               </w:rPr>
             </w:pPr>
+            <w:proofErr w:type="spellStart"/>
             <w:r>
               <w:rPr>
                 <w:rFonts w:hint="eastAsia"/>
@@ -584,6 +653,7 @@
               </w:rPr>
               <w:t>윤이하나</w:t>
             </w:r>
+            <w:proofErr w:type="spellEnd"/>
           </w:p>
         </w:tc>
         <w:tc>
@@ -694,16 +764,53 @@
             <w:tcW w:w="9214" w:type="dxa"/>
           </w:tcPr>
           <w:p>
-            <w:pPr>
-              <w:rPr>
-                <w:rFonts w:hint="eastAsia"/>
-              </w:rPr>
-            </w:pPr>
-            <w:r>
-              <w:rPr>
-                <w:rFonts w:hint="eastAsia"/>
-              </w:rPr>
-              <w:t>-채은이가 쓴 클라이언트 통신 코드에 맞춰 넷겜플 때 작성한 서버 프레임워크 코드를 일부만 옮겼다. 진짜 일부만 옮겨서 실행은 되지 않는다. 이번주까지 시험 공부를 하다가 프로젝트를 하려고 했는데 제안서를 23일까지 내라고 해서 급하게 만들었다. 그리고 시험도 아직 안끝나서 프로젝트는 한 게 아직 별로 없다. 목요일에 시험 끝나니까 그때부터 열심히 해야겠다.</w:t>
+            <w:r>
+              <w:rPr>
+                <w:rFonts w:hint="eastAsia"/>
+              </w:rPr>
+              <w:t xml:space="preserve">-채은이가 쓴 클라이언트 통신 코드에 맞춰 </w:t>
+            </w:r>
+            <w:proofErr w:type="spellStart"/>
+            <w:r>
+              <w:rPr>
+                <w:rFonts w:hint="eastAsia"/>
+              </w:rPr>
+              <w:t>넷겜플</w:t>
+            </w:r>
+            <w:proofErr w:type="spellEnd"/>
+            <w:r>
+              <w:rPr>
+                <w:rFonts w:hint="eastAsia"/>
+              </w:rPr>
+              <w:t xml:space="preserve"> 때 작성한 서버 프레임워크 코드를 일부만 옮겼다. 진짜 일부만 옮겨서 실행은 되지 않는다. 이번주까지 시험 공부를 하다가 프로젝트를 하려고 했는데 제안서를 23일까지 내라고 해서 급하게 만들었다. 그리고 시험도 아직 </w:t>
+            </w:r>
+            <w:proofErr w:type="spellStart"/>
+            <w:r>
+              <w:rPr>
+                <w:rFonts w:hint="eastAsia"/>
+              </w:rPr>
+              <w:t>안끝나서</w:t>
+            </w:r>
+            <w:proofErr w:type="spellEnd"/>
+            <w:r>
+              <w:rPr>
+                <w:rFonts w:hint="eastAsia"/>
+              </w:rPr>
+              <w:t xml:space="preserve"> 프로젝트는 한 게 아직 별로 없다. 목요일에 시험 끝나니까 그때부터 열심히 </w:t>
+            </w:r>
+            <w:proofErr w:type="spellStart"/>
+            <w:r>
+              <w:rPr>
+                <w:rFonts w:hint="eastAsia"/>
+              </w:rPr>
+              <w:t>해야겠다</w:t>
+            </w:r>
+            <w:proofErr w:type="spellEnd"/>
+            <w:r>
+              <w:rPr>
+                <w:rFonts w:hint="eastAsia"/>
+              </w:rPr>
+              <w:t>.</w:t>
             </w:r>
           </w:p>
         </w:tc>
@@ -734,7 +841,79 @@
           <w:tcPr>
             <w:tcW w:w="9214" w:type="dxa"/>
           </w:tcPr>
-          <w:p/>
+          <w:p>
+            <w:r>
+              <w:rPr>
+                <w:rFonts w:hint="eastAsia"/>
+              </w:rPr>
+              <w:t xml:space="preserve">- </w:t>
+            </w:r>
+            <w:proofErr w:type="spellStart"/>
+            <w:r>
+              <w:rPr>
+                <w:rFonts w:hint="eastAsia"/>
+              </w:rPr>
+              <w:t>종설기</w:t>
+            </w:r>
+            <w:proofErr w:type="spellEnd"/>
+            <w:r>
+              <w:rPr>
+                <w:rFonts w:hint="eastAsia"/>
+              </w:rPr>
+              <w:t xml:space="preserve"> 제안서를 작성했다.</w:t>
+            </w:r>
+          </w:p>
+          <w:p>
+            <w:r>
+              <w:rPr>
+                <w:rFonts w:hint="eastAsia"/>
+              </w:rPr>
+              <w:t xml:space="preserve">- </w:t>
+            </w:r>
+            <w:proofErr w:type="spellStart"/>
+            <w:proofErr w:type="gramStart"/>
+            <w:r>
+              <w:rPr>
+                <w:rFonts w:hint="eastAsia"/>
+              </w:rPr>
+              <w:t>Move,AddObject</w:t>
+            </w:r>
+            <w:proofErr w:type="spellEnd"/>
+            <w:proofErr w:type="gramEnd"/>
+            <w:r>
+              <w:rPr>
+                <w:rFonts w:hint="eastAsia"/>
+              </w:rPr>
+              <w:t xml:space="preserve"> 등의 패킷을 추가했다.</w:t>
+            </w:r>
+          </w:p>
+          <w:p>
+            <w:pPr>
+              <w:rPr>
+                <w:rFonts w:hint="eastAsia"/>
+              </w:rPr>
+            </w:pPr>
+            <w:r>
+              <w:rPr>
+                <w:rFonts w:hint="eastAsia"/>
+              </w:rPr>
+              <w:t xml:space="preserve">- 클라이언트의 Send, </w:t>
+            </w:r>
+            <w:proofErr w:type="spellStart"/>
+            <w:r>
+              <w:rPr>
+                <w:rFonts w:hint="eastAsia"/>
+              </w:rPr>
+              <w:t>Recv</w:t>
+            </w:r>
+            <w:proofErr w:type="spellEnd"/>
+            <w:r>
+              <w:rPr>
+                <w:rFonts w:hint="eastAsia"/>
+              </w:rPr>
+              <w:t xml:space="preserve"> 로직 함수를 추가했다. (테스트 X)</w:t>
+            </w:r>
+          </w:p>
         </w:tc>
       </w:tr>
     </w:tbl>

--- a/작업일지/18주차.docx
+++ b/작업일지/18주차.docx
@@ -888,11 +888,6 @@
             </w:r>
           </w:p>
           <w:p>
-            <w:pPr>
-              <w:rPr>
-                <w:rFonts w:hint="eastAsia"/>
-              </w:rPr>
-            </w:pPr>
             <w:r>
               <w:rPr>
                 <w:rFonts w:hint="eastAsia"/>
